--- a/app/easycashbackend/templates/SOA.docx
+++ b/app/easycashbackend/templates/SOA.docx
@@ -2635,8 +2635,8 @@
       <w:r>
         <w:rPr>
           <w:rFonts w:ascii="Arial" w:hAnsi="Arial" w:cs="Arial"/>
-          <w:sz w:val="14"/>
-          <w:szCs w:val="14"/>
+          <w:sz w:val="20"/>
+          <w:szCs w:val="20"/>
         </w:rPr>
         <w:t>Remaining Amortization</w:t>
       </w:r>
@@ -2664,15 +2664,15 @@
               <w:jc w:val="center"/>
               <w:rPr>
                 <w:rFonts w:ascii="Arial" w:hAnsi="Arial" w:cs="Arial"/>
-                <w:sz w:val="10"/>
-                <w:szCs w:val="10"/>
-              </w:rPr>
-            </w:pPr>
-            <w:r>
-              <w:rPr>
-                <w:rFonts w:ascii="Arial" w:hAnsi="Arial" w:cs="Arial"/>
-                <w:sz w:val="10"/>
-                <w:szCs w:val="10"/>
+                <w:sz w:val="18"/>
+                <w:szCs w:val="18"/>
+              </w:rPr>
+            </w:pPr>
+            <w:r>
+              <w:rPr>
+                <w:rFonts w:ascii="Arial" w:hAnsi="Arial" w:cs="Arial"/>
+                <w:sz w:val="18"/>
+                <w:szCs w:val="18"/>
               </w:rPr>
               <w:t>Due Date</w:t>
             </w:r>
@@ -2687,15 +2687,15 @@
               <w:jc w:val="center"/>
               <w:rPr>
                 <w:rFonts w:ascii="Arial" w:hAnsi="Arial" w:cs="Arial"/>
-                <w:sz w:val="10"/>
-                <w:szCs w:val="10"/>
-              </w:rPr>
-            </w:pPr>
-            <w:r>
-              <w:rPr>
-                <w:rFonts w:ascii="Arial" w:hAnsi="Arial" w:cs="Arial"/>
-                <w:sz w:val="10"/>
-                <w:szCs w:val="10"/>
+                <w:sz w:val="18"/>
+                <w:szCs w:val="18"/>
+              </w:rPr>
+            </w:pPr>
+            <w:r>
+              <w:rPr>
+                <w:rFonts w:ascii="Arial" w:hAnsi="Arial" w:cs="Arial"/>
+                <w:sz w:val="18"/>
+                <w:szCs w:val="18"/>
               </w:rPr>
               <w:t>Principal</w:t>
             </w:r>
@@ -2710,15 +2710,15 @@
               <w:jc w:val="center"/>
               <w:rPr>
                 <w:rFonts w:ascii="Arial" w:hAnsi="Arial" w:cs="Arial"/>
-                <w:sz w:val="10"/>
-                <w:szCs w:val="10"/>
-              </w:rPr>
-            </w:pPr>
-            <w:r>
-              <w:rPr>
-                <w:rFonts w:ascii="Arial" w:hAnsi="Arial" w:cs="Arial"/>
-                <w:sz w:val="10"/>
-                <w:szCs w:val="10"/>
+                <w:sz w:val="18"/>
+                <w:szCs w:val="18"/>
+              </w:rPr>
+            </w:pPr>
+            <w:r>
+              <w:rPr>
+                <w:rFonts w:ascii="Arial" w:hAnsi="Arial" w:cs="Arial"/>
+                <w:sz w:val="18"/>
+                <w:szCs w:val="18"/>
               </w:rPr>
               <w:t>Interest</w:t>
             </w:r>
@@ -2733,15 +2733,15 @@
               <w:jc w:val="center"/>
               <w:rPr>
                 <w:rFonts w:ascii="Arial" w:hAnsi="Arial" w:cs="Arial"/>
-                <w:sz w:val="10"/>
-                <w:szCs w:val="10"/>
-              </w:rPr>
-            </w:pPr>
-            <w:r>
-              <w:rPr>
-                <w:rFonts w:ascii="Arial" w:hAnsi="Arial" w:cs="Arial"/>
-                <w:sz w:val="10"/>
-                <w:szCs w:val="10"/>
+                <w:sz w:val="18"/>
+                <w:szCs w:val="18"/>
+              </w:rPr>
+            </w:pPr>
+            <w:r>
+              <w:rPr>
+                <w:rFonts w:ascii="Arial" w:hAnsi="Arial" w:cs="Arial"/>
+                <w:sz w:val="18"/>
+                <w:szCs w:val="18"/>
               </w:rPr>
               <w:t>Total due</w:t>
             </w:r>
@@ -2758,15 +2758,15 @@
               <w:jc w:val="center"/>
               <w:rPr>
                 <w:rFonts w:ascii="Arial" w:hAnsi="Arial" w:cs="Arial"/>
-                <w:sz w:val="10"/>
-                <w:szCs w:val="10"/>
-              </w:rPr>
-            </w:pPr>
-            <w:r>
-              <w:rPr>
-                <w:rFonts w:ascii="Arial" w:hAnsi="Arial" w:cs="Arial"/>
-                <w:sz w:val="10"/>
-                <w:szCs w:val="10"/>
+                <w:sz w:val="18"/>
+                <w:szCs w:val="18"/>
+              </w:rPr>
+            </w:pPr>
+            <w:r>
+              <w:rPr>
+                <w:rFonts w:ascii="Arial" w:hAnsi="Arial" w:cs="Arial"/>
+                <w:sz w:val="18"/>
+                <w:szCs w:val="18"/>
               </w:rPr>
               <w:t>{#</w:t>
             </w:r>
@@ -2774,8 +2774,8 @@
             <w:r>
               <w:rPr>
                 <w:rFonts w:ascii="Arial" w:hAnsi="Arial" w:cs="Arial"/>
-                <w:sz w:val="10"/>
-                <w:szCs w:val="10"/>
+                <w:sz w:val="18"/>
+                <w:szCs w:val="18"/>
               </w:rPr>
               <w:t>RemainingSchedule}{</w:t>
             </w:r>
@@ -2783,8 +2783,8 @@
             <w:r>
               <w:rPr>
                 <w:rFonts w:ascii="Arial" w:hAnsi="Arial" w:cs="Arial"/>
-                <w:sz w:val="10"/>
-                <w:szCs w:val="10"/>
+                <w:sz w:val="18"/>
+                <w:szCs w:val="18"/>
               </w:rPr>
               <w:t>DueDate}</w:t>
             </w:r>
@@ -2799,15 +2799,15 @@
               <w:jc w:val="center"/>
               <w:rPr>
                 <w:rFonts w:ascii="Arial" w:hAnsi="Arial" w:cs="Arial"/>
-                <w:sz w:val="10"/>
-                <w:szCs w:val="10"/>
-              </w:rPr>
-            </w:pPr>
-            <w:r>
-              <w:rPr>
-                <w:rFonts w:ascii="Arial" w:hAnsi="Arial" w:cs="Arial"/>
-                <w:sz w:val="10"/>
-                <w:szCs w:val="10"/>
+                <w:sz w:val="18"/>
+                <w:szCs w:val="18"/>
+              </w:rPr>
+            </w:pPr>
+            <w:r>
+              <w:rPr>
+                <w:rFonts w:ascii="Arial" w:hAnsi="Arial" w:cs="Arial"/>
+                <w:sz w:val="18"/>
+                <w:szCs w:val="18"/>
               </w:rPr>
               <w:t>{Principal}</w:t>
             </w:r>
@@ -2822,15 +2822,15 @@
               <w:jc w:val="center"/>
               <w:rPr>
                 <w:rFonts w:ascii="Arial" w:hAnsi="Arial" w:cs="Arial"/>
-                <w:sz w:val="10"/>
-                <w:szCs w:val="10"/>
-              </w:rPr>
-            </w:pPr>
-            <w:r>
-              <w:rPr>
-                <w:rFonts w:ascii="Arial" w:hAnsi="Arial" w:cs="Arial"/>
-                <w:sz w:val="10"/>
-                <w:szCs w:val="10"/>
+                <w:sz w:val="18"/>
+                <w:szCs w:val="18"/>
+              </w:rPr>
+            </w:pPr>
+            <w:r>
+              <w:rPr>
+                <w:rFonts w:ascii="Arial" w:hAnsi="Arial" w:cs="Arial"/>
+                <w:sz w:val="18"/>
+                <w:szCs w:val="18"/>
               </w:rPr>
               <w:t>{Interest}</w:t>
             </w:r>
@@ -2845,15 +2845,15 @@
               <w:jc w:val="center"/>
               <w:rPr>
                 <w:rFonts w:ascii="Arial" w:hAnsi="Arial" w:cs="Arial"/>
-                <w:sz w:val="10"/>
-                <w:szCs w:val="10"/>
-              </w:rPr>
-            </w:pPr>
-            <w:r>
-              <w:rPr>
-                <w:rFonts w:ascii="Arial" w:hAnsi="Arial" w:cs="Arial"/>
-                <w:sz w:val="10"/>
-                <w:szCs w:val="10"/>
+                <w:sz w:val="18"/>
+                <w:szCs w:val="18"/>
+              </w:rPr>
+            </w:pPr>
+            <w:r>
+              <w:rPr>
+                <w:rFonts w:ascii="Arial" w:hAnsi="Arial" w:cs="Arial"/>
+                <w:sz w:val="18"/>
+                <w:szCs w:val="18"/>
               </w:rPr>
               <w:t>{</w:t>
             </w:r>
@@ -2861,8 +2861,8 @@
             <w:r>
               <w:rPr>
                 <w:rFonts w:ascii="Arial" w:hAnsi="Arial" w:cs="Arial"/>
-                <w:sz w:val="10"/>
-                <w:szCs w:val="10"/>
+                <w:sz w:val="18"/>
+                <w:szCs w:val="18"/>
               </w:rPr>
               <w:t>TotalDue</w:t>
             </w:r>
@@ -2870,8 +2870,8 @@
             <w:r>
               <w:rPr>
                 <w:rFonts w:ascii="Arial" w:hAnsi="Arial" w:cs="Arial"/>
-                <w:sz w:val="10"/>
-                <w:szCs w:val="10"/>
+                <w:sz w:val="18"/>
+                <w:szCs w:val="18"/>
               </w:rPr>
               <w:t>}{/</w:t>
             </w:r>
@@ -2879,8 +2879,8 @@
             <w:r>
               <w:rPr>
                 <w:rFonts w:ascii="Arial" w:hAnsi="Arial" w:cs="Arial"/>
-                <w:sz w:val="10"/>
-                <w:szCs w:val="10"/>
+                <w:sz w:val="18"/>
+                <w:szCs w:val="18"/>
               </w:rPr>
               <w:t>RemainingSchedule</w:t>
             </w:r>
@@ -2888,8 +2888,8 @@
             <w:r>
               <w:rPr>
                 <w:rFonts w:ascii="Arial" w:hAnsi="Arial" w:cs="Arial"/>
-                <w:sz w:val="10"/>
-                <w:szCs w:val="10"/>
+                <w:sz w:val="18"/>
+                <w:szCs w:val="18"/>
               </w:rPr>
               <w:t>}</w:t>
             </w:r>

--- a/app/easycashbackend/templates/SOA.docx
+++ b/app/easycashbackend/templates/SOA.docx
@@ -2644,20 +2644,20 @@
     <w:tbl>
       <w:tblPr>
         <w:tblStyle w:val="TableGrid"/>
-        <w:tblW w:w="0" w:type="auto"/>
+        <w:tblW w:w="7900" w:type="dxa"/>
         <w:tblLayout w:type="fixed"/>
         <w:tblLook w:val="04A0" w:firstRow="1" w:lastRow="0" w:firstColumn="1" w:lastColumn="0" w:noHBand="0" w:noVBand="1"/>
       </w:tblPr>
       <w:tblGrid>
-        <w:gridCol w:w="1413"/>
-        <w:gridCol w:w="992"/>
-        <w:gridCol w:w="851"/>
-        <w:gridCol w:w="1134"/>
+        <w:gridCol w:w="2200"/>
+        <w:gridCol w:w="1900"/>
+        <w:gridCol w:w="1900"/>
+        <w:gridCol w:w="1900"/>
       </w:tblGrid>
       <w:tr>
         <w:tc>
           <w:tcPr>
-            <w:tcW w:w="1413" w:type="dxa"/>
+            <w:tcW w:w="2200" w:type="dxa"/>
           </w:tcPr>
           <w:p>
             <w:pPr>
@@ -2680,7 +2680,7 @@
         </w:tc>
         <w:tc>
           <w:tcPr>
-            <w:tcW w:w="992" w:type="dxa"/>
+            <w:tcW w:w="1900" w:type="dxa"/>
           </w:tcPr>
           <w:p>
             <w:pPr>
@@ -2703,7 +2703,7 @@
         </w:tc>
         <w:tc>
           <w:tcPr>
-            <w:tcW w:w="851" w:type="dxa"/>
+            <w:tcW w:w="1900" w:type="dxa"/>
           </w:tcPr>
           <w:p>
             <w:pPr>
@@ -2726,7 +2726,7 @@
         </w:tc>
         <w:tc>
           <w:tcPr>
-            <w:tcW w:w="1134" w:type="dxa"/>
+            <w:tcW w:w="1900" w:type="dxa"/>
           </w:tcPr>
           <w:p>
             <w:pPr>
@@ -2751,7 +2751,7 @@
       <w:tr>
         <w:tc>
           <w:tcPr>
-            <w:tcW w:w="1413" w:type="dxa"/>
+            <w:tcW w:w="2200" w:type="dxa"/>
           </w:tcPr>
           <w:p>
             <w:pPr>
@@ -2792,7 +2792,7 @@
         </w:tc>
         <w:tc>
           <w:tcPr>
-            <w:tcW w:w="992" w:type="dxa"/>
+            <w:tcW w:w="1900" w:type="dxa"/>
           </w:tcPr>
           <w:p>
             <w:pPr>
@@ -2815,7 +2815,7 @@
         </w:tc>
         <w:tc>
           <w:tcPr>
-            <w:tcW w:w="851" w:type="dxa"/>
+            <w:tcW w:w="1900" w:type="dxa"/>
           </w:tcPr>
           <w:p>
             <w:pPr>
@@ -2838,7 +2838,7 @@
         </w:tc>
         <w:tc>
           <w:tcPr>
-            <w:tcW w:w="1134" w:type="dxa"/>
+            <w:tcW w:w="1900" w:type="dxa"/>
           </w:tcPr>
           <w:p>
             <w:pPr>

--- a/app/easycashbackend/templates/SOA.docx
+++ b/app/easycashbackend/templates/SOA.docx
@@ -2661,6 +2661,7 @@
           </w:tcPr>
           <w:p>
             <w:pPr>
+              <w:spacing w:before="0" w:after="0" w:line="240" w:lineRule="auto"/>
               <w:jc w:val="center"/>
               <w:rPr>
                 <w:rFonts w:ascii="Arial" w:hAnsi="Arial" w:cs="Arial"/>
@@ -2684,6 +2685,7 @@
           </w:tcPr>
           <w:p>
             <w:pPr>
+              <w:spacing w:before="0" w:after="0" w:line="240" w:lineRule="auto"/>
               <w:jc w:val="center"/>
               <w:rPr>
                 <w:rFonts w:ascii="Arial" w:hAnsi="Arial" w:cs="Arial"/>
@@ -2707,6 +2709,7 @@
           </w:tcPr>
           <w:p>
             <w:pPr>
+              <w:spacing w:before="0" w:after="0" w:line="240" w:lineRule="auto"/>
               <w:jc w:val="center"/>
               <w:rPr>
                 <w:rFonts w:ascii="Arial" w:hAnsi="Arial" w:cs="Arial"/>
@@ -2730,6 +2733,7 @@
           </w:tcPr>
           <w:p>
             <w:pPr>
+              <w:spacing w:before="0" w:after="0" w:line="240" w:lineRule="auto"/>
               <w:jc w:val="center"/>
               <w:rPr>
                 <w:rFonts w:ascii="Arial" w:hAnsi="Arial" w:cs="Arial"/>
@@ -2755,6 +2759,7 @@
           </w:tcPr>
           <w:p>
             <w:pPr>
+              <w:spacing w:before="0" w:after="0" w:line="240" w:lineRule="auto"/>
               <w:jc w:val="center"/>
               <w:rPr>
                 <w:rFonts w:ascii="Arial" w:hAnsi="Arial" w:cs="Arial"/>
@@ -2796,6 +2801,7 @@
           </w:tcPr>
           <w:p>
             <w:pPr>
+              <w:spacing w:before="0" w:after="0" w:line="240" w:lineRule="auto"/>
               <w:jc w:val="center"/>
               <w:rPr>
                 <w:rFonts w:ascii="Arial" w:hAnsi="Arial" w:cs="Arial"/>
@@ -2819,6 +2825,7 @@
           </w:tcPr>
           <w:p>
             <w:pPr>
+              <w:spacing w:before="0" w:after="0" w:line="240" w:lineRule="auto"/>
               <w:jc w:val="center"/>
               <w:rPr>
                 <w:rFonts w:ascii="Arial" w:hAnsi="Arial" w:cs="Arial"/>
@@ -2842,6 +2849,7 @@
           </w:tcPr>
           <w:p>
             <w:pPr>
+              <w:spacing w:before="0" w:after="0" w:line="240" w:lineRule="auto"/>
               <w:jc w:val="center"/>
               <w:rPr>
                 <w:rFonts w:ascii="Arial" w:hAnsi="Arial" w:cs="Arial"/>
@@ -3243,7 +3251,7 @@
     <w:sectPr>
       <w:headerReference w:type="default" r:id="rId7"/>
       <w:pgSz w:w="11906" w:h="16838" w:code="9"/>
-      <w:pgMar w:top="720" w:right="720" w:bottom="720" w:left="720" w:header="708" w:footer="708" w:gutter="0"/>
+      <w:pgMar w:top="720" w:right="720" w:bottom="300" w:left="720" w:header="708" w:footer="708" w:gutter="0"/>
       <w:cols w:space="708"/>
       <w:docGrid w:linePitch="360"/>
     </w:sectPr>
@@ -3501,7 +3509,7 @@
     </w:rPrDefault>
     <w:pPrDefault>
       <w:pPr>
-        <w:spacing w:after="160" w:line="259" w:lineRule="auto"/>
+        <w:spacing w:after="40" w:line="240" w:lineRule="auto"/>
       </w:pPr>
     </w:pPrDefault>
   </w:docDefaults>

--- a/app/easycashbackend/templates/SOA.docx
+++ b/app/easycashbackend/templates/SOA.docx
@@ -2626,6 +2626,14 @@
     </w:p>
     <w:p>
       <w:pPr>
+        <w:spacing w:before="0" w:after="0"/>
+      </w:pPr>
+      <w:r>
+        <w:t>{#ShowRemainingSchedule}</w:t>
+      </w:r>
+    </w:p>
+    <w:p>
+      <w:pPr>
         <w:rPr>
           <w:rFonts w:ascii="Arial" w:hAnsi="Arial" w:cs="Arial"/>
           <w:sz w:val="12"/>
@@ -2905,6 +2913,14 @@
         </w:tc>
       </w:tr>
     </w:tbl>
+    <w:p>
+      <w:pPr>
+        <w:spacing w:before="0" w:after="0"/>
+      </w:pPr>
+      <w:r>
+        <w:t>{/ShowRemainingSchedule}</w:t>
+      </w:r>
+    </w:p>
     <w:p>
       <w:r>
         <w:rPr>

--- a/app/easycashbackend/templates/SOA.docx
+++ b/app/easycashbackend/templates/SOA.docx
@@ -1824,43 +1824,55 @@
                 <w:sz w:val="14"/>
                 <w:szCs w:val="14"/>
               </w:rPr>
-              <w:t>{</w:t>
-            </w:r>
-            <w:proofErr w:type="spellStart"/>
+              <w:t xml:space="preserve">{#IsProspectiveLoan}{</w:t>
+            </w:r>
             <w:r>
               <w:rPr>
                 <w:rFonts w:ascii="Arial" w:hAnsi="Arial" w:cs="Arial"/>
                 <w:sz w:val="14"/>
                 <w:szCs w:val="14"/>
               </w:rPr>
-              <w:t>PenaltyFromDate</w:t>
-            </w:r>
-            <w:proofErr w:type="spellEnd"/>
+              <w:t xml:space="preserve">PenaltyToDate</w:t>
+            </w:r>
             <w:r>
               <w:rPr>
                 <w:rFonts w:ascii="Arial" w:hAnsi="Arial" w:cs="Arial"/>
                 <w:sz w:val="14"/>
                 <w:szCs w:val="14"/>
               </w:rPr>
-              <w:t>} / {</w:t>
-            </w:r>
-            <w:proofErr w:type="spellStart"/>
+              <w:t xml:space="preserve">}{/IsProspectiveLoan}{^IsProspectiveLoan}{</w:t>
+            </w:r>
             <w:r>
               <w:rPr>
                 <w:rFonts w:ascii="Arial" w:hAnsi="Arial" w:cs="Arial"/>
                 <w:sz w:val="14"/>
                 <w:szCs w:val="14"/>
               </w:rPr>
-              <w:t>PenaltyToDate</w:t>
-            </w:r>
-            <w:proofErr w:type="spellEnd"/>
+              <w:t xml:space="preserve">PenaltyFromDate</w:t>
+            </w:r>
             <w:r>
               <w:rPr>
                 <w:rFonts w:ascii="Arial" w:hAnsi="Arial" w:cs="Arial"/>
                 <w:sz w:val="14"/>
                 <w:szCs w:val="14"/>
               </w:rPr>
-              <w:t>}</w:t>
+              <w:t xml:space="preserve">} / {</w:t>
+            </w:r>
+            <w:r>
+              <w:rPr>
+                <w:rFonts w:ascii="Arial" w:hAnsi="Arial" w:cs="Arial"/>
+                <w:sz w:val="14"/>
+                <w:szCs w:val="14"/>
+              </w:rPr>
+              <w:t xml:space="preserve">PenaltyToDate</w:t>
+            </w:r>
+            <w:r>
+              <w:rPr>
+                <w:rFonts w:ascii="Arial" w:hAnsi="Arial" w:cs="Arial"/>
+                <w:sz w:val="14"/>
+                <w:szCs w:val="14"/>
+              </w:rPr>
+              <w:t xml:space="preserve">}{/IsProspectiveLoan}</w:t>
             </w:r>
           </w:p>
         </w:tc>

--- a/app/easycashbackend/templates/SOA.docx
+++ b/app/easycashbackend/templates/SOA.docx
@@ -2664,20 +2664,20 @@
     <w:tbl>
       <w:tblPr>
         <w:tblStyle w:val="TableGrid"/>
-        <w:tblW w:w="7900" w:type="dxa"/>
+        <w:tblW w:w="6200" w:type="dxa"/>
         <w:tblLayout w:type="fixed"/>
         <w:tblLook w:val="04A0" w:firstRow="1" w:lastRow="0" w:firstColumn="1" w:lastColumn="0" w:noHBand="0" w:noVBand="1"/>
       </w:tblPr>
       <w:tblGrid>
-        <w:gridCol w:w="2200"/>
-        <w:gridCol w:w="1900"/>
-        <w:gridCol w:w="1900"/>
-        <w:gridCol w:w="1900"/>
+        <w:gridCol w:w="2000"/>
+        <w:gridCol w:w="1400"/>
+        <w:gridCol w:w="1400"/>
+        <w:gridCol w:w="1400"/>
       </w:tblGrid>
       <w:tr>
         <w:tc>
           <w:tcPr>
-            <w:tcW w:w="2200" w:type="dxa"/>
+            <w:tcW w:w="2000" w:type="dxa"/>
           </w:tcPr>
           <w:p>
             <w:pPr>
@@ -2701,7 +2701,7 @@
         </w:tc>
         <w:tc>
           <w:tcPr>
-            <w:tcW w:w="1900" w:type="dxa"/>
+            <w:tcW w:w="1400" w:type="dxa"/>
           </w:tcPr>
           <w:p>
             <w:pPr>
@@ -2725,7 +2725,7 @@
         </w:tc>
         <w:tc>
           <w:tcPr>
-            <w:tcW w:w="1900" w:type="dxa"/>
+            <w:tcW w:w="1400" w:type="dxa"/>
           </w:tcPr>
           <w:p>
             <w:pPr>
@@ -2749,7 +2749,7 @@
         </w:tc>
         <w:tc>
           <w:tcPr>
-            <w:tcW w:w="1900" w:type="dxa"/>
+            <w:tcW w:w="1400" w:type="dxa"/>
           </w:tcPr>
           <w:p>
             <w:pPr>
@@ -2775,7 +2775,7 @@
       <w:tr>
         <w:tc>
           <w:tcPr>
-            <w:tcW w:w="2200" w:type="dxa"/>
+            <w:tcW w:w="2000" w:type="dxa"/>
           </w:tcPr>
           <w:p>
             <w:pPr>
@@ -2817,7 +2817,7 @@
         </w:tc>
         <w:tc>
           <w:tcPr>
-            <w:tcW w:w="1900" w:type="dxa"/>
+            <w:tcW w:w="1400" w:type="dxa"/>
           </w:tcPr>
           <w:p>
             <w:pPr>
@@ -2841,7 +2841,7 @@
         </w:tc>
         <w:tc>
           <w:tcPr>
-            <w:tcW w:w="1900" w:type="dxa"/>
+            <w:tcW w:w="1400" w:type="dxa"/>
           </w:tcPr>
           <w:p>
             <w:pPr>
@@ -2865,7 +2865,7 @@
         </w:tc>
         <w:tc>
           <w:tcPr>
-            <w:tcW w:w="1900" w:type="dxa"/>
+            <w:tcW w:w="1400" w:type="dxa"/>
           </w:tcPr>
           <w:p>
             <w:pPr>
